--- a/eng/docx/27.content.docx
+++ b/eng/docx/27.content.docx
@@ -136,13 +136,6 @@
         <w:rPr>
           <w:lang w:val="en_US" w:bidi="en_US"/>
         </w:rPr>
-      </w:r>
-      <w:r>
-        <w:rPr>
-          <w:i/>
-          <w:lang w:val="en_US" w:bidi="en_US"/>
-        </w:rPr>
-        <w:t>Daniel 1:1, Daniel 1:2, Daniel 1:3, Daniel 1:4, Daniel 1:5, Daniel 1:6–7, Daniel 1:8, Daniel 1:10, Daniel 1:11–13, Daniel 1:14–15, Daniel 1:17, Daniel 1:19–20, Daniel 1:21, Daniel 2:1, Daniel 2:2, Daniel 2:5, Daniel 2:5 (#2), Daniel 2:6, Daniel 2:10–11, Daniel 2:13, Daniel 2:14, Daniel 2:14–15, Daniel 2:16, Daniel 2:19, Daniel 2:23, Daniel 2:24, Daniel 2:24 (#2), Daniel 2:28, Daniel 2:28 (#2), Daniel 2:30, Daniel 2:31–32, Daniel 2:34–35, Daniel 2:35, Daniel 2:38, Daniel 2:44, Daniel 2:46, Daniel 2:47, Daniel 2:49, Daniel 3:1, Daniel 3:3, Daniel 3:4–5, Daniel 3:6, Daniel 3:8, Daniel 3:12, Daniel 3:17–18, Daniel 3:19–20, Daniel 3:22–23, Daniel 3:25, Daniel 3:27, Daniel 3:29, Daniel 3:30, Daniel 4:1, Daniel 4:2, Daniel 4:3, Daniel 4:5, Daniel 4:6, Daniel 4:8–9, Daniel 4:8–9 (#2), Daniel 4:10–12, Daniel 4:13–14, Daniel 4:15–16, Daniel 4:17, Daniel 4:22, Daniel 4:25, Daniel 4:25 (#2), Daniel 4:27, Daniel 4:28, Daniel 4:34, Daniel 4:34 (#2), Daniel 4:36, Daniel 4:37, Daniel 5:1, Daniel 5:2, Daniel 5:3, Daniel 5:4, Daniel 5:5, Daniel 5:6, Daniel 5:7, Daniel 5:13, Daniel 5:17, Daniel 5:20, Daniel 5:22–23, Daniel 5:26–28, Daniel 5:30–31, Daniel 5:31, Daniel 6:1–2, Daniel 6:2, Daniel 6:2 (#2), Daniel 6:3, Daniel 6:4, Daniel 6:5, Daniel 6:7, Daniel 6:10, Daniel 6:13, Daniel 6:14, Daniel 6:17–18, Daniel 6:20, Daniel 6:21–22, Daniel 6:23, Daniel 6:24, Daniel 6:26–27, Daniel 6:28, Daniel 7:1, Daniel 7:2, Daniel 7:3, Daniel 7:4, Daniel 7:5, Daniel 7:6, Daniel 7:7, Daniel 7:8, Daniel 7:9, Daniel 7:10, Daniel 7:11–12, Daniel 7:13, Daniel 7:14, Daniel 7:17, Daniel 7:18, Daniel 7:23, Daniel 7:24, Daniel 7:25–26, Daniel 7:27, Daniel 7:28, Daniel 8:1, Daniel 8:2, Daniel 8:3, Daniel 8:3 (#2), Daniel 8:4, Daniel 8:5, Daniel 8:7, Daniel 8:8, Daniel 8:9, Daniel 8:10, Daniel 8:12, Daniel 8:14, Daniel 8:14 (#2), Daniel 8:16, Daniel 8:19, Daniel 8:20–21, Daniel 8:22, Daniel 8:24–25, Daniel 8:25, Daniel 8:27, Daniel 9:1, Daniel 9:2, Daniel 9:3, Daniel 9:4, Daniel 9:6, Daniel 9:8, Daniel 9:11, Daniel 9:12, Daniel 9:13, Daniel 9:16, Daniel 9:21, Daniel 9:22, Daniel 9:24, Daniel 9:25, Daniel 9:26, Daniel 9:27, Daniel 9:27 (#2), Daniel 10:1, Daniel 10:1 (#2), Daniel 10:5, Daniel 10:6, Daniel 10:8–9, Daniel 10:12, Daniel 10:13, Daniel 10:14, Daniel 10:16–17, Daniel 10:18, Daniel 10:20, Daniel 10:21, Daniel 11:2, Daniel 11:2 (#2), Daniel 11:4, Daniel 11:5–6, Daniel 11:6, Daniel 11:7, Daniel 11:10, Daniel 11:11, Daniel 11:11–12, Daniel 11:13, Daniel 11:14, Daniel 11:15–16, Daniel 11:17, Daniel 11:18–19, Daniel 11:20, Daniel 11:20 (#2), Daniel 11:21, Daniel 11:23, Daniel 11:25, Daniel 11:27, Daniel 11:28, Daniel 11:30, Daniel 11:33, Daniel 11:33–34, Daniel 11:35, Daniel 11:36–37, Daniel 11:39, Daniel 11:41, Daniel 11:41 (#2), Daniel 11:42–43, Daniel 11:44, Daniel 11:45, Daniel 11:45 (#2), Daniel 12:1, Daniel 12:1 (#2), Daniel 12:1 (#3), Daniel 12:2, Daniel 12:3, Daniel 12:4, Daniel 12:7, Daniel 12:9, Daniel 12:10, Daniel 12:11, Daniel 12:12, Daniel 12:13</w:t>
       </w:r>
       <w:r>
         <w:rPr>

--- a/eng/docx/27.content.docx
+++ b/eng/docx/27.content.docx
@@ -123,19 +123,6 @@
           <w:lang w:val="en_US" w:bidi="en_US"/>
         </w:rPr>
         <w:t>DAN</w:t>
-      </w:r>
-      <w:r>
-        <w:rPr>
-          <w:lang w:val="en_US" w:bidi="en_US"/>
-        </w:rPr>
-      </w:r>
-    </w:p>
-    <w:p>
-      <w:pPr/>
-      <w:r>
-        <w:rPr>
-          <w:lang w:val="en_US" w:bidi="en_US"/>
-        </w:rPr>
       </w:r>
       <w:r>
         <w:rPr>

--- a/eng/docx/27.content.docx
+++ b/eng/docx/27.content.docx
@@ -19,7 +19,7 @@
         <w:rPr>
           <w:lang w:val="en_US" w:bidi="en_US"/>
         </w:rPr>
-        <w:t>Resource: Translation Questions (unfoldingWord)</w:t>
+        <w:t>Resource: unfoldingWord® Translation Questions</w:t>
       </w:r>
       <w:r>
         <w:rPr>
@@ -85,7 +85,7 @@
         <w:rPr>
           <w:lang w:val="en_US" w:bidi="en_US"/>
         </w:rPr>
-        <w:t>Translation Questions (unfoldingWord)</w:t>
+        <w:t>unfoldingWord® Translation Questions</w:t>
       </w:r>
     </w:p>
     <w:p>
